--- a/dist/artigo-cientifico.docx
+++ b/dist/artigo-cientifico.docx
@@ -1089,7 +1089,39 @@
           <w:sz w:val="24"/>
           <w:szCs w:val="24"/>
         </w:rPr>
-        <w:t xml:space="preserve">Só esse conjunto varia entre os </w:t>
+        <w:t xml:space="preserve">Avaliar um agente é avaliar o </w:t>
+      </w:r>
+      <w:r>
+        <w:rPr>
+          <w:i/>
+          <w:iCs/>
+          <w:sz w:val="24"/>
+          <w:szCs w:val="24"/>
+        </w:rPr>
+        <w:t xml:space="preserve">harness</w:t>
+      </w:r>
+      <w:r>
+        <w:rPr>
+          <w:sz w:val="24"/>
+          <w:szCs w:val="24"/>
+        </w:rPr>
+        <w:t xml:space="preserve"> e o modelo juntos (Grace </w:t>
+      </w:r>
+      <w:r>
+        <w:rPr>
+          <w:i/>
+          <w:iCs/>
+          <w:sz w:val="24"/>
+          <w:szCs w:val="24"/>
+        </w:rPr>
+        <w:t xml:space="preserve">et al.</w:t>
+      </w:r>
+      <w:r>
+        <w:rPr>
+          <w:sz w:val="24"/>
+          <w:szCs w:val="24"/>
+        </w:rPr>
+        <w:t xml:space="preserve">, 2026). Por isso só esse conjunto varia entre os </w:t>
       </w:r>
       <w:r>
         <w:rPr>
@@ -1231,7 +1263,7 @@
           <w:sz w:val="24"/>
           <w:szCs w:val="24"/>
         </w:rPr>
-        <w:t xml:space="preserve"> sobre a taxa de sucesso ficou dentro de ±2%, enquanto o Claude Code custou, em média, cerca de 2,0 vezes o Pi. Como as fontes divergem sobre o sucesso, este trabalho mede sucesso e custo juntos.</w:t>
+        <w:t xml:space="preserve"> sobre a taxa de sucesso ficou dentro de ±2%, enquanto o Claude Code custou, em média, cerca de 2,0 vezes o Pi.</w:t>
       </w:r>
     </w:p>
     <w:p>
@@ -1245,6 +1277,68 @@
           <w:sz w:val="24"/>
           <w:szCs w:val="24"/>
         </w:rPr>
+        <w:t xml:space="preserve">No Terminal-Bench 2.0, com 89 tarefas e ao menos cinco execuções por par, o Gemini 2.5 Pro resolveu 32,6% das tarefas no Terminus 2 e 15,7% no OpenHands, mas os autores concluem que o modelo costuma pesar mais que o </w:t>
+      </w:r>
+      <w:r>
+        <w:rPr>
+          <w:i/>
+          <w:iCs/>
+          <w:sz w:val="24"/>
+          <w:szCs w:val="24"/>
+        </w:rPr>
+        <w:t xml:space="preserve">harness</w:t>
+      </w:r>
+      <w:r>
+        <w:rPr>
+          <w:sz w:val="24"/>
+          <w:szCs w:val="24"/>
+        </w:rPr>
+        <w:t xml:space="preserve"> (Merrill </w:t>
+      </w:r>
+      <w:r>
+        <w:rPr>
+          <w:i/>
+          <w:iCs/>
+          <w:sz w:val="24"/>
+          <w:szCs w:val="24"/>
+        </w:rPr>
+        <w:t xml:space="preserve">et al.</w:t>
+      </w:r>
+      <w:r>
+        <w:rPr>
+          <w:sz w:val="24"/>
+          <w:szCs w:val="24"/>
+        </w:rPr>
+        <w:t xml:space="preserve">, 2026). Entre o OpenCode e o Pi, o DeepSeek-AI (2026) obteve 85,0% e 86,1% no Terminal-Bench v2.1 com o DeepSeek-V4.1-Flash, e Furgale </w:t>
+      </w:r>
+      <w:r>
+        <w:rPr>
+          <w:i/>
+          <w:iCs/>
+          <w:sz w:val="24"/>
+          <w:szCs w:val="24"/>
+        </w:rPr>
+        <w:t xml:space="preserve">et al.</w:t>
+      </w:r>
+      <w:r>
+        <w:rPr>
+          <w:sz w:val="24"/>
+          <w:szCs w:val="24"/>
+        </w:rPr>
+        <w:t xml:space="preserve"> (2026), 52,8% e 75,3% no Terminal-Bench 2.0 com o GPT-5.5. Como as fontes divergem sobre o sucesso, este trabalho mede sucesso e custo juntos.</w:t>
+      </w:r>
+    </w:p>
+    <w:p>
+      <w:pPr>
+        <w:spacing w:before="0" w:after="0" w:line="360" w:lineRule="auto"/>
+        <w:ind w:left="0" w:firstLine="709"/>
+        <w:jc w:val="both"/>
+      </w:pPr>
+      <w:r>
+        <w:rPr>
+          <w:sz w:val="24"/>
+          <w:szCs w:val="24"/>
+        </w:rPr>
         <w:t xml:space="preserve">A primeira pendência é saber de onde vem a diferença de custo. Para Pan </w:t>
       </w:r>
       <w:r>
@@ -1293,7 +1387,53 @@
           <w:sz w:val="24"/>
           <w:szCs w:val="24"/>
         </w:rPr>
-        <w:t xml:space="preserve"> (2026) apontam o resto da conversa. Mudando só a execução das ações, a compactação de contexto, o tratamento das observações e a leitura delegada, cortaram de 44,7% a 49,0% dos tokens em relação ao Pi e mantiveram de 93,7% a 94,3% da pontuação dele. Ning </w:t>
+        <w:t xml:space="preserve"> (2026) apontam o resto da conversa. Mudando só a execução das ações, a compactação de contexto, o tratamento das observações e a leitura delegada, cortaram de 44,7% a 49,0% dos tokens em relação ao Pi e mantiveram de 93,7% a 94,3% da pontuação dele.</w:t>
+      </w:r>
+    </w:p>
+    <w:p>
+      <w:pPr>
+        <w:spacing w:before="0" w:after="0" w:line="360" w:lineRule="auto"/>
+        <w:ind w:left="0" w:firstLine="709"/>
+        <w:jc w:val="both"/>
+      </w:pPr>
+      <w:r>
+        <w:rPr>
+          <w:sz w:val="24"/>
+          <w:szCs w:val="24"/>
+        </w:rPr>
+        <w:t xml:space="preserve">O gerenciamento de contexto, sozinho, também muda custo e sucesso com o modelo fixo. No SWE-agent com o Qwen3-Coder 480B, mascarar observações antigas baixou o custo por tarefa de US$ 1,29 para US$ 0,61 nas 500 tarefas do SWE-bench Verified (Lindenbauer </w:t>
+      </w:r>
+      <w:r>
+        <w:rPr>
+          <w:i/>
+          <w:iCs/>
+          <w:sz w:val="24"/>
+          <w:szCs w:val="24"/>
+        </w:rPr>
+        <w:t xml:space="preserve">et al.</w:t>
+      </w:r>
+      <w:r>
+        <w:rPr>
+          <w:sz w:val="24"/>
+          <w:szCs w:val="24"/>
+        </w:rPr>
+        <w:t xml:space="preserve">, 2025). Com o Claude 4 Sonnet, o gerenciamento de contexto elevou a resolução de 42,0% para 48,6% em 100 tarefas do SWE-Bench Pro (Wong </w:t>
+      </w:r>
+      <w:r>
+        <w:rPr>
+          <w:i/>
+          <w:iCs/>
+          <w:sz w:val="24"/>
+          <w:szCs w:val="24"/>
+        </w:rPr>
+        <w:t xml:space="preserve">et al.</w:t>
+      </w:r>
+      <w:r>
+        <w:rPr>
+          <w:sz w:val="24"/>
+          <w:szCs w:val="24"/>
+        </w:rPr>
+        <w:t xml:space="preserve">, 2025). Ning </w:t>
       </w:r>
       <w:r>
         <w:rPr>
@@ -3099,7 +3239,23 @@
           <w:sz w:val="24"/>
           <w:szCs w:val="24"/>
         </w:rPr>
-        <w:t xml:space="preserve"> precisarem de números de passos parecidos, a carga fixa deve responder pela maior parte da diferença de tokens. Se o Pi precisar de muito mais passos, a vantagem inicial pode se perder.</w:t>
+        <w:t xml:space="preserve"> precisarem de números de passos parecidos, a carga fixa deve responder pela maior parte da diferença de tokens. Se o Pi precisar de muito mais passos, a vantagem inicial pode se perder. Furgale </w:t>
+      </w:r>
+      <w:r>
+        <w:rPr>
+          <w:i/>
+          <w:iCs/>
+          <w:sz w:val="24"/>
+          <w:szCs w:val="24"/>
+        </w:rPr>
+        <w:t xml:space="preserve">et al.</w:t>
+      </w:r>
+      <w:r>
+        <w:rPr>
+          <w:sz w:val="24"/>
+          <w:szCs w:val="24"/>
+        </w:rPr>
+        <w:t xml:space="preserve"> (2026) registraram esse caso no SWE-bench Verified com o GPT-5.5 (esforço xhigh). O Pi 0.72.1 fez 66 chamadas e gastou 2,2 milhões de tokens por tarefa para 78,2% de acerto, e o OpenCode 1.14.33, 1,3 milhão para 78,6%.</w:t>
       </w:r>
     </w:p>
     <w:p>
@@ -3379,7 +3535,7 @@
           <w:sz w:val="24"/>
           <w:szCs w:val="24"/>
         </w:rPr>
-        <w:t xml:space="preserve">EARENDIL. </w:t>
+        <w:t xml:space="preserve">DEEPSEEK-AI. </w:t>
       </w:r>
       <w:r>
         <w:rPr>
@@ -3388,14 +3544,30 @@
           <w:sz w:val="24"/>
           <w:szCs w:val="24"/>
         </w:rPr>
-        <w:t xml:space="preserve">Pi, minimal and performant</w:t>
-      </w:r>
-      <w:r>
-        <w:rPr>
-          <w:sz w:val="24"/>
-          <w:szCs w:val="24"/>
-        </w:rPr>
-        <w:t xml:space="preserve">. 2026. Publicação de blogue institucional. Disponível em: https://earendil.com/posts/pi-autoresearch-and-databricks/. Acesso em: 28 ago. 2026.</w:t>
+        <w:t xml:space="preserve">DeepSeek-V4.1-Flash</w:t>
+      </w:r>
+      <w:r>
+        <w:rPr>
+          <w:sz w:val="24"/>
+          <w:szCs w:val="24"/>
+        </w:rPr>
+        <w:t xml:space="preserve">: pushing the limits of KV cache compression. arXiv:2609.19969, 2026. </w:t>
+      </w:r>
+      <w:r>
+        <w:rPr>
+          <w:i/>
+          <w:iCs/>
+          <w:sz w:val="24"/>
+          <w:szCs w:val="24"/>
+        </w:rPr>
+        <w:t xml:space="preserve">Preprint</w:t>
+      </w:r>
+      <w:r>
+        <w:rPr>
+          <w:sz w:val="24"/>
+          <w:szCs w:val="24"/>
+        </w:rPr>
+        <w:t xml:space="preserve">, não revisado por pares. Disponível em: https://arxiv.org/abs/2609.19969. Acesso em: 22 out. 2026.</w:t>
       </w:r>
     </w:p>
     <w:p>
@@ -3409,7 +3581,7 @@
           <w:sz w:val="24"/>
           <w:szCs w:val="24"/>
         </w:rPr>
-        <w:t xml:space="preserve">KARPATHY, Andrej. </w:t>
+        <w:t xml:space="preserve">EARENDIL. </w:t>
       </w:r>
       <w:r>
         <w:rPr>
@@ -3418,14 +3590,14 @@
           <w:sz w:val="24"/>
           <w:szCs w:val="24"/>
         </w:rPr>
-        <w:t xml:space="preserve">LLM Wiki</w:t>
-      </w:r>
-      <w:r>
-        <w:rPr>
-          <w:sz w:val="24"/>
-          <w:szCs w:val="24"/>
-        </w:rPr>
-        <w:t xml:space="preserve">: a pattern for building personal knowledge bases using LLMs. 2026. Gist (GitHub). Disponível em: https://gist.github.com/karpathy/442a6bf555914893e9891c11519de94f. Acesso em: 14 set. 2026.</w:t>
+        <w:t xml:space="preserve">Pi, minimal and performant</w:t>
+      </w:r>
+      <w:r>
+        <w:rPr>
+          <w:sz w:val="24"/>
+          <w:szCs w:val="24"/>
+        </w:rPr>
+        <w:t xml:space="preserve">. 2026. Publicação de blogue institucional. Disponível em: https://earendil.com/posts/pi-autoresearch-and-databricks/. Acesso em: 28 ago. 2026.</w:t>
       </w:r>
     </w:p>
     <w:p>
@@ -3439,7 +3611,7 @@
           <w:sz w:val="24"/>
           <w:szCs w:val="24"/>
         </w:rPr>
-        <w:t xml:space="preserve">LIN, Jiahang </w:t>
+        <w:t xml:space="preserve">FURGALE, Paul </w:t>
       </w:r>
       <w:r>
         <w:rPr>
@@ -3464,14 +3636,14 @@
           <w:sz w:val="24"/>
           <w:szCs w:val="24"/>
         </w:rPr>
-        <w:t xml:space="preserve">Agentic harness engineering</w:t>
-      </w:r>
-      <w:r>
-        <w:rPr>
-          <w:sz w:val="24"/>
-          <w:szCs w:val="24"/>
-        </w:rPr>
-        <w:t xml:space="preserve">: observability-driven automatic evolution of coding-agent harnesses. arXiv:2604.25850, 2026. </w:t>
+        <w:t xml:space="preserve">NVIDIA-labs OO Agents</w:t>
+      </w:r>
+      <w:r>
+        <w:rPr>
+          <w:sz w:val="24"/>
+          <w:szCs w:val="24"/>
+        </w:rPr>
+        <w:t xml:space="preserve">: native Python object-oriented agents. arXiv:2607.20709, 2026. </w:t>
       </w:r>
       <w:r>
         <w:rPr>
@@ -3487,7 +3659,7 @@
           <w:sz w:val="24"/>
           <w:szCs w:val="24"/>
         </w:rPr>
-        <w:t xml:space="preserve">, não revisado por pares. Disponível em: https://arxiv.org/abs/2604.25850. Acesso em: 28 ago. 2026.</w:t>
+        <w:t xml:space="preserve">, não revisado por pares. Disponível em: https://arxiv.org/abs/2607.20709. Acesso em: 22 out. 2026.</w:t>
       </w:r>
     </w:p>
     <w:p>
@@ -3501,7 +3673,7 @@
           <w:sz w:val="24"/>
           <w:szCs w:val="24"/>
         </w:rPr>
-        <w:t xml:space="preserve">LIU, Haozhe </w:t>
+        <w:t xml:space="preserve">GRACE, Mikaela </w:t>
       </w:r>
       <w:r>
         <w:rPr>
@@ -3526,30 +3698,14 @@
           <w:sz w:val="24"/>
           <w:szCs w:val="24"/>
         </w:rPr>
-        <w:t xml:space="preserve">SoL-Pi</w:t>
-      </w:r>
-      <w:r>
-        <w:rPr>
-          <w:sz w:val="24"/>
-          <w:szCs w:val="24"/>
-        </w:rPr>
-        <w:t xml:space="preserve">: recursively scaling auto-research loops for efficient agent harness. arXiv:2609.20519, 2026. </w:t>
-      </w:r>
-      <w:r>
-        <w:rPr>
-          <w:i/>
-          <w:iCs/>
-          <w:sz w:val="24"/>
-          <w:szCs w:val="24"/>
-        </w:rPr>
-        <w:t xml:space="preserve">Preprint</w:t>
-      </w:r>
-      <w:r>
-        <w:rPr>
-          <w:sz w:val="24"/>
-          <w:szCs w:val="24"/>
-        </w:rPr>
-        <w:t xml:space="preserve">, não revisado por pares. Disponível em: https://arxiv.org/abs/2609.20519. Acesso em: 23 set. 2026.</w:t>
+        <w:t xml:space="preserve">Demystifying evals for AI agents</w:t>
+      </w:r>
+      <w:r>
+        <w:rPr>
+          <w:sz w:val="24"/>
+          <w:szCs w:val="24"/>
+        </w:rPr>
+        <w:t xml:space="preserve">. 2026. Publicação de blogue de engenharia (Anthropic), não revisada por pares. Disponível em: https://www.anthropic.com/engineering/demystifying-evals-for-ai-agents. Acesso em: 22 out. 2026.</w:t>
       </w:r>
     </w:p>
     <w:p>
@@ -3563,7 +3719,7 @@
           <w:sz w:val="24"/>
           <w:szCs w:val="24"/>
         </w:rPr>
-        <w:t xml:space="preserve">MILLER, Evan. </w:t>
+        <w:t xml:space="preserve">KARPATHY, Andrej. </w:t>
       </w:r>
       <w:r>
         <w:rPr>
@@ -3572,30 +3728,14 @@
           <w:sz w:val="24"/>
           <w:szCs w:val="24"/>
         </w:rPr>
-        <w:t xml:space="preserve">Adding error bars to evals</w:t>
-      </w:r>
-      <w:r>
-        <w:rPr>
-          <w:sz w:val="24"/>
-          <w:szCs w:val="24"/>
-        </w:rPr>
-        <w:t xml:space="preserve">: a statistical approach to language model evaluations. arXiv:2411.00640, 2024. </w:t>
-      </w:r>
-      <w:r>
-        <w:rPr>
-          <w:i/>
-          <w:iCs/>
-          <w:sz w:val="24"/>
-          <w:szCs w:val="24"/>
-        </w:rPr>
-        <w:t xml:space="preserve">Preprint</w:t>
-      </w:r>
-      <w:r>
-        <w:rPr>
-          <w:sz w:val="24"/>
-          <w:szCs w:val="24"/>
-        </w:rPr>
-        <w:t xml:space="preserve">, não revisado por pares. Disponível em: https://arxiv.org/abs/2411.00640. Acesso em: 28 ago. 2026.</w:t>
+        <w:t xml:space="preserve">LLM Wiki</w:t>
+      </w:r>
+      <w:r>
+        <w:rPr>
+          <w:sz w:val="24"/>
+          <w:szCs w:val="24"/>
+        </w:rPr>
+        <w:t xml:space="preserve">: a pattern for building personal knowledge bases using LLMs. 2026. Gist (GitHub). Disponível em: https://gist.github.com/karpathy/442a6bf555914893e9891c11519de94f. Acesso em: 14 set. 2026.</w:t>
       </w:r>
     </w:p>
     <w:p>
@@ -3609,7 +3749,7 @@
           <w:sz w:val="24"/>
           <w:szCs w:val="24"/>
         </w:rPr>
-        <w:t xml:space="preserve">NING, Xuying </w:t>
+        <w:t xml:space="preserve">LIN, Jiahang </w:t>
       </w:r>
       <w:r>
         <w:rPr>
@@ -3634,14 +3774,14 @@
           <w:sz w:val="24"/>
           <w:szCs w:val="24"/>
         </w:rPr>
-        <w:t xml:space="preserve">Code as agent harness</w:t>
-      </w:r>
-      <w:r>
-        <w:rPr>
-          <w:sz w:val="24"/>
-          <w:szCs w:val="24"/>
-        </w:rPr>
-        <w:t xml:space="preserve">. arXiv:2605.18747, 2026. </w:t>
+        <w:t xml:space="preserve">Agentic harness engineering</w:t>
+      </w:r>
+      <w:r>
+        <w:rPr>
+          <w:sz w:val="24"/>
+          <w:szCs w:val="24"/>
+        </w:rPr>
+        <w:t xml:space="preserve">: observability-driven automatic evolution of coding-agent harnesses. arXiv:2604.25850, 2026. </w:t>
       </w:r>
       <w:r>
         <w:rPr>
@@ -3657,7 +3797,7 @@
           <w:sz w:val="24"/>
           <w:szCs w:val="24"/>
         </w:rPr>
-        <w:t xml:space="preserve">, não revisado por pares. Disponível em: https://arxiv.org/abs/2605.18747. Acesso em: 28 ago. 2026.</w:t>
+        <w:t xml:space="preserve">, não revisado por pares. Disponível em: https://arxiv.org/abs/2604.25850. Acesso em: 28 ago. 2026.</w:t>
       </w:r>
     </w:p>
     <w:p>
@@ -3671,7 +3811,23 @@
           <w:sz w:val="24"/>
           <w:szCs w:val="24"/>
         </w:rPr>
-        <w:t xml:space="preserve">OPENCODE. </w:t>
+        <w:t xml:space="preserve">LINDENBAUER, Tobias </w:t>
+      </w:r>
+      <w:r>
+        <w:rPr>
+          <w:i/>
+          <w:iCs/>
+          <w:sz w:val="24"/>
+          <w:szCs w:val="24"/>
+        </w:rPr>
+        <w:t xml:space="preserve">et al.</w:t>
+      </w:r>
+      <w:r>
+        <w:rPr>
+          <w:sz w:val="24"/>
+          <w:szCs w:val="24"/>
+        </w:rPr>
+        <w:t xml:space="preserve"> </w:t>
       </w:r>
       <w:r>
         <w:rPr>
@@ -3680,14 +3836,30 @@
           <w:sz w:val="24"/>
           <w:szCs w:val="24"/>
         </w:rPr>
-        <w:t xml:space="preserve">OpenCode</w:t>
-      </w:r>
-      <w:r>
-        <w:rPr>
-          <w:sz w:val="24"/>
-          <w:szCs w:val="24"/>
-        </w:rPr>
-        <w:t xml:space="preserve">: the open source coding agent. 2026a. Repositório de código. Disponível em: https://github.com/anomalyco/opencode. Acesso em: 14 set. 2026.</w:t>
+        <w:t xml:space="preserve">The complexity trap</w:t>
+      </w:r>
+      <w:r>
+        <w:rPr>
+          <w:sz w:val="24"/>
+          <w:szCs w:val="24"/>
+        </w:rPr>
+        <w:t xml:space="preserve">: simple observation masking is as efficient as LLM summarization for agent context management. arXiv:2508.21433, 2025. </w:t>
+      </w:r>
+      <w:r>
+        <w:rPr>
+          <w:i/>
+          <w:iCs/>
+          <w:sz w:val="24"/>
+          <w:szCs w:val="24"/>
+        </w:rPr>
+        <w:t xml:space="preserve">Preprint</w:t>
+      </w:r>
+      <w:r>
+        <w:rPr>
+          <w:sz w:val="24"/>
+          <w:szCs w:val="24"/>
+        </w:rPr>
+        <w:t xml:space="preserve">, não revisado por pares. Disponível em: https://arxiv.org/abs/2508.21433. Acesso em: 22 out. 2026.</w:t>
       </w:r>
     </w:p>
     <w:p>
@@ -3701,7 +3873,23 @@
           <w:sz w:val="24"/>
           <w:szCs w:val="24"/>
         </w:rPr>
-        <w:t xml:space="preserve">OPENCODE. </w:t>
+        <w:t xml:space="preserve">LIU, Haozhe </w:t>
+      </w:r>
+      <w:r>
+        <w:rPr>
+          <w:i/>
+          <w:iCs/>
+          <w:sz w:val="24"/>
+          <w:szCs w:val="24"/>
+        </w:rPr>
+        <w:t xml:space="preserve">et al.</w:t>
+      </w:r>
+      <w:r>
+        <w:rPr>
+          <w:sz w:val="24"/>
+          <w:szCs w:val="24"/>
+        </w:rPr>
+        <w:t xml:space="preserve"> </w:t>
       </w:r>
       <w:r>
         <w:rPr>
@@ -3710,14 +3898,30 @@
           <w:sz w:val="24"/>
           <w:szCs w:val="24"/>
         </w:rPr>
-        <w:t xml:space="preserve">Zen</w:t>
-      </w:r>
-      <w:r>
-        <w:rPr>
-          <w:sz w:val="24"/>
-          <w:szCs w:val="24"/>
-        </w:rPr>
-        <w:t xml:space="preserve">. 2026b. Documentação do produto. Disponível em: https://opencode.ai/docs/zen/. Acesso em: 28 ago. 2026.</w:t>
+        <w:t xml:space="preserve">SoL-Pi</w:t>
+      </w:r>
+      <w:r>
+        <w:rPr>
+          <w:sz w:val="24"/>
+          <w:szCs w:val="24"/>
+        </w:rPr>
+        <w:t xml:space="preserve">: recursively scaling auto-research loops for efficient agent harness. arXiv:2609.20519, 2026. </w:t>
+      </w:r>
+      <w:r>
+        <w:rPr>
+          <w:i/>
+          <w:iCs/>
+          <w:sz w:val="24"/>
+          <w:szCs w:val="24"/>
+        </w:rPr>
+        <w:t xml:space="preserve">Preprint</w:t>
+      </w:r>
+      <w:r>
+        <w:rPr>
+          <w:sz w:val="24"/>
+          <w:szCs w:val="24"/>
+        </w:rPr>
+        <w:t xml:space="preserve">, não revisado por pares. Disponível em: https://arxiv.org/abs/2609.20519. Acesso em: 23 set. 2026.</w:t>
       </w:r>
     </w:p>
     <w:p>
@@ -3731,7 +3935,7 @@
           <w:sz w:val="24"/>
           <w:szCs w:val="24"/>
         </w:rPr>
-        <w:t xml:space="preserve">PAN, Melissa Z. </w:t>
+        <w:t xml:space="preserve">MERRILL, Mike A. </w:t>
       </w:r>
       <w:r>
         <w:rPr>
@@ -3747,7 +3951,7 @@
           <w:sz w:val="24"/>
           <w:szCs w:val="24"/>
         </w:rPr>
-        <w:t xml:space="preserve"> </w:t>
+        <w:t xml:space="preserve"> Terminal-Bench: benchmarking agents on hard, realistic tasks in command line interfaces. In: INTERNATIONAL CONFERENCE ON LEARNING REPRESENTATIONS, 2026. </w:t>
       </w:r>
       <w:r>
         <w:rPr>
@@ -3756,6 +3960,252 @@
           <w:sz w:val="24"/>
           <w:szCs w:val="24"/>
         </w:rPr>
+        <w:t xml:space="preserve">Proceedings</w:t>
+      </w:r>
+      <w:r>
+        <w:rPr>
+          <w:sz w:val="24"/>
+          <w:szCs w:val="24"/>
+        </w:rPr>
+        <w:t xml:space="preserve"> [...]. [</w:t>
+      </w:r>
+      <w:r>
+        <w:rPr>
+          <w:i/>
+          <w:iCs/>
+          <w:sz w:val="24"/>
+          <w:szCs w:val="24"/>
+        </w:rPr>
+        <w:t xml:space="preserve">S. l.</w:t>
+      </w:r>
+      <w:r>
+        <w:rPr>
+          <w:sz w:val="24"/>
+          <w:szCs w:val="24"/>
+        </w:rPr>
+        <w:t xml:space="preserve">: </w:t>
+      </w:r>
+      <w:r>
+        <w:rPr>
+          <w:i/>
+          <w:iCs/>
+          <w:sz w:val="24"/>
+          <w:szCs w:val="24"/>
+        </w:rPr>
+        <w:t xml:space="preserve">s. n.</w:t>
+      </w:r>
+      <w:r>
+        <w:rPr>
+          <w:sz w:val="24"/>
+          <w:szCs w:val="24"/>
+        </w:rPr>
+        <w:t xml:space="preserve">], 2026. Disponível em: https://proceedings.iclr.cc/paper_files/paper/2026/hash/444a3737adaee10d86ad2ef5f74468e6-Abstract-Conference.html. Acesso em: 22 out. 2026.</w:t>
+      </w:r>
+    </w:p>
+    <w:p>
+      <w:pPr>
+        <w:spacing w:before="120" w:after="120" w:line="240" w:lineRule="auto"/>
+        <w:ind w:left="0" w:firstLine="0"/>
+        <w:jc w:val="left"/>
+      </w:pPr>
+      <w:r>
+        <w:rPr>
+          <w:sz w:val="24"/>
+          <w:szCs w:val="24"/>
+        </w:rPr>
+        <w:t xml:space="preserve">MILLER, Evan. </w:t>
+      </w:r>
+      <w:r>
+        <w:rPr>
+          <w:b/>
+          <w:bCs/>
+          <w:sz w:val="24"/>
+          <w:szCs w:val="24"/>
+        </w:rPr>
+        <w:t xml:space="preserve">Adding error bars to evals</w:t>
+      </w:r>
+      <w:r>
+        <w:rPr>
+          <w:sz w:val="24"/>
+          <w:szCs w:val="24"/>
+        </w:rPr>
+        <w:t xml:space="preserve">: a statistical approach to language model evaluations. arXiv:2411.00640, 2024. </w:t>
+      </w:r>
+      <w:r>
+        <w:rPr>
+          <w:i/>
+          <w:iCs/>
+          <w:sz w:val="24"/>
+          <w:szCs w:val="24"/>
+        </w:rPr>
+        <w:t xml:space="preserve">Preprint</w:t>
+      </w:r>
+      <w:r>
+        <w:rPr>
+          <w:sz w:val="24"/>
+          <w:szCs w:val="24"/>
+        </w:rPr>
+        <w:t xml:space="preserve">, não revisado por pares. Disponível em: https://arxiv.org/abs/2411.00640. Acesso em: 28 ago. 2026.</w:t>
+      </w:r>
+    </w:p>
+    <w:p>
+      <w:pPr>
+        <w:spacing w:before="120" w:after="120" w:line="240" w:lineRule="auto"/>
+        <w:ind w:left="0" w:firstLine="0"/>
+        <w:jc w:val="left"/>
+      </w:pPr>
+      <w:r>
+        <w:rPr>
+          <w:sz w:val="24"/>
+          <w:szCs w:val="24"/>
+        </w:rPr>
+        <w:t xml:space="preserve">NING, Xuying </w:t>
+      </w:r>
+      <w:r>
+        <w:rPr>
+          <w:i/>
+          <w:iCs/>
+          <w:sz w:val="24"/>
+          <w:szCs w:val="24"/>
+        </w:rPr>
+        <w:t xml:space="preserve">et al.</w:t>
+      </w:r>
+      <w:r>
+        <w:rPr>
+          <w:sz w:val="24"/>
+          <w:szCs w:val="24"/>
+        </w:rPr>
+        <w:t xml:space="preserve"> </w:t>
+      </w:r>
+      <w:r>
+        <w:rPr>
+          <w:b/>
+          <w:bCs/>
+          <w:sz w:val="24"/>
+          <w:szCs w:val="24"/>
+        </w:rPr>
+        <w:t xml:space="preserve">Code as agent harness</w:t>
+      </w:r>
+      <w:r>
+        <w:rPr>
+          <w:sz w:val="24"/>
+          <w:szCs w:val="24"/>
+        </w:rPr>
+        <w:t xml:space="preserve">. arXiv:2605.18747, 2026. </w:t>
+      </w:r>
+      <w:r>
+        <w:rPr>
+          <w:i/>
+          <w:iCs/>
+          <w:sz w:val="24"/>
+          <w:szCs w:val="24"/>
+        </w:rPr>
+        <w:t xml:space="preserve">Preprint</w:t>
+      </w:r>
+      <w:r>
+        <w:rPr>
+          <w:sz w:val="24"/>
+          <w:szCs w:val="24"/>
+        </w:rPr>
+        <w:t xml:space="preserve">, não revisado por pares. Disponível em: https://arxiv.org/abs/2605.18747. Acesso em: 28 ago. 2026.</w:t>
+      </w:r>
+    </w:p>
+    <w:p>
+      <w:pPr>
+        <w:spacing w:before="120" w:after="120" w:line="240" w:lineRule="auto"/>
+        <w:ind w:left="0" w:firstLine="0"/>
+        <w:jc w:val="left"/>
+      </w:pPr>
+      <w:r>
+        <w:rPr>
+          <w:sz w:val="24"/>
+          <w:szCs w:val="24"/>
+        </w:rPr>
+        <w:t xml:space="preserve">OPENCODE. </w:t>
+      </w:r>
+      <w:r>
+        <w:rPr>
+          <w:b/>
+          <w:bCs/>
+          <w:sz w:val="24"/>
+          <w:szCs w:val="24"/>
+        </w:rPr>
+        <w:t xml:space="preserve">OpenCode</w:t>
+      </w:r>
+      <w:r>
+        <w:rPr>
+          <w:sz w:val="24"/>
+          <w:szCs w:val="24"/>
+        </w:rPr>
+        <w:t xml:space="preserve">: the open source coding agent. 2026a. Repositório de código. Disponível em: https://github.com/anomalyco/opencode. Acesso em: 14 set. 2026.</w:t>
+      </w:r>
+    </w:p>
+    <w:p>
+      <w:pPr>
+        <w:spacing w:before="120" w:after="120" w:line="240" w:lineRule="auto"/>
+        <w:ind w:left="0" w:firstLine="0"/>
+        <w:jc w:val="left"/>
+      </w:pPr>
+      <w:r>
+        <w:rPr>
+          <w:sz w:val="24"/>
+          <w:szCs w:val="24"/>
+        </w:rPr>
+        <w:t xml:space="preserve">OPENCODE. </w:t>
+      </w:r>
+      <w:r>
+        <w:rPr>
+          <w:b/>
+          <w:bCs/>
+          <w:sz w:val="24"/>
+          <w:szCs w:val="24"/>
+        </w:rPr>
+        <w:t xml:space="preserve">Zen</w:t>
+      </w:r>
+      <w:r>
+        <w:rPr>
+          <w:sz w:val="24"/>
+          <w:szCs w:val="24"/>
+        </w:rPr>
+        <w:t xml:space="preserve">. 2026b. Documentação do produto. Disponível em: https://opencode.ai/docs/zen/. Acesso em: 28 ago. 2026.</w:t>
+      </w:r>
+    </w:p>
+    <w:p>
+      <w:pPr>
+        <w:spacing w:before="120" w:after="120" w:line="240" w:lineRule="auto"/>
+        <w:ind w:left="0" w:firstLine="0"/>
+        <w:jc w:val="left"/>
+      </w:pPr>
+      <w:r>
+        <w:rPr>
+          <w:sz w:val="24"/>
+          <w:szCs w:val="24"/>
+        </w:rPr>
+        <w:t xml:space="preserve">PAN, Melissa Z. </w:t>
+      </w:r>
+      <w:r>
+        <w:rPr>
+          <w:i/>
+          <w:iCs/>
+          <w:sz w:val="24"/>
+          <w:szCs w:val="24"/>
+        </w:rPr>
+        <w:t xml:space="preserve">et al.</w:t>
+      </w:r>
+      <w:r>
+        <w:rPr>
+          <w:sz w:val="24"/>
+          <w:szCs w:val="24"/>
+        </w:rPr>
+        <w:t xml:space="preserve"> </w:t>
+      </w:r>
+      <w:r>
+        <w:rPr>
+          <w:b/>
+          <w:bCs/>
+          <w:sz w:val="24"/>
+          <w:szCs w:val="24"/>
+        </w:rPr>
         <w:t xml:space="preserve">HarnessTax</w:t>
       </w:r>
       <w:r>
@@ -3764,6 +4214,68 @@
           <w:szCs w:val="24"/>
         </w:rPr>
         <w:t xml:space="preserve">: how much does the harness matter for coding agents? 2026. Publicação de blogue de pesquisa, não revisada por pares. Disponível em: https://harnesstax.github.io/. Acesso em: 23 set. 2026.</w:t>
+      </w:r>
+    </w:p>
+    <w:p>
+      <w:pPr>
+        <w:spacing w:before="120" w:after="120" w:line="240" w:lineRule="auto"/>
+        <w:ind w:left="0" w:firstLine="0"/>
+        <w:jc w:val="left"/>
+      </w:pPr>
+      <w:r>
+        <w:rPr>
+          <w:sz w:val="24"/>
+          <w:szCs w:val="24"/>
+        </w:rPr>
+        <w:t xml:space="preserve">WONG, Sherman </w:t>
+      </w:r>
+      <w:r>
+        <w:rPr>
+          <w:i/>
+          <w:iCs/>
+          <w:sz w:val="24"/>
+          <w:szCs w:val="24"/>
+        </w:rPr>
+        <w:t xml:space="preserve">et al.</w:t>
+      </w:r>
+      <w:r>
+        <w:rPr>
+          <w:sz w:val="24"/>
+          <w:szCs w:val="24"/>
+        </w:rPr>
+        <w:t xml:space="preserve"> </w:t>
+      </w:r>
+      <w:r>
+        <w:rPr>
+          <w:b/>
+          <w:bCs/>
+          <w:sz w:val="24"/>
+          <w:szCs w:val="24"/>
+        </w:rPr>
+        <w:t xml:space="preserve">Confucius Code Agent</w:t>
+      </w:r>
+      <w:r>
+        <w:rPr>
+          <w:sz w:val="24"/>
+          <w:szCs w:val="24"/>
+        </w:rPr>
+        <w:t xml:space="preserve">: scalable agent scaffolding for real-world codebases. arXiv:2512.10398, 2025. </w:t>
+      </w:r>
+      <w:r>
+        <w:rPr>
+          <w:i/>
+          <w:iCs/>
+          <w:sz w:val="24"/>
+          <w:szCs w:val="24"/>
+        </w:rPr>
+        <w:t xml:space="preserve">Preprint</w:t>
+      </w:r>
+      <w:r>
+        <w:rPr>
+          <w:sz w:val="24"/>
+          <w:szCs w:val="24"/>
+        </w:rPr>
+        <w:t xml:space="preserve">, não revisado por pares. Disponível em: https://arxiv.org/abs/2512.10398. Acesso em: 22 out. 2026.</w:t>
       </w:r>
     </w:p>
     <w:p>
@@ -4048,7 +4560,7 @@
           <w:sz w:val="20"/>
           <w:szCs w:val="20"/>
         </w:rPr>
-        <w:t xml:space="preserve"> Professora orientadora – Departamento de Área de Informática – Instituto Federal de Educação, Ciência e Tecnologia de Mato Grosso – Campus Cuiabá Cel. Octayde Jorge da Silva.</w:t>
+        <w:t xml:space="preserve"> Professora orientadora – Departamento de Área de Informática – Instituto Federal de Educação, Ciência e Tecnologia de Mato Grosso – Campus Cuiabá Cel. Octayde Jorge da Silva. inara.ferrer@ifmt.edu.br</w:t>
       </w:r>
     </w:p>
   </w:footnote>

--- a/dist/artigo-cientifico.docx
+++ b/dist/artigo-cientifico.docx
@@ -1263,7 +1263,23 @@
           <w:sz w:val="24"/>
           <w:szCs w:val="24"/>
         </w:rPr>
-        <w:t xml:space="preserve"> sobre a taxa de sucesso ficou dentro de ±2%, enquanto o Claude Code custou, em média, cerca de 2,0 vezes o Pi.</w:t>
+        <w:t xml:space="preserve"> sobre a taxa de sucesso ficou dentro de ±2%, enquanto o Claude Code custou, em média, cerca de 2,0 vezes o Pi. Em Jin </w:t>
+      </w:r>
+      <w:r>
+        <w:rPr>
+          <w:i/>
+          <w:iCs/>
+          <w:sz w:val="24"/>
+          <w:szCs w:val="24"/>
+        </w:rPr>
+        <w:t xml:space="preserve">et al.</w:t>
+      </w:r>
+      <w:r>
+        <w:rPr>
+          <w:sz w:val="24"/>
+          <w:szCs w:val="24"/>
+        </w:rPr>
+        <w:t xml:space="preserve"> (2026), no SWE-bench Verified de 500 tarefas, trocar o mini-SWE-agent pelo HERMES, com o GPT-5.6 Sol, levou a resolução de 96,20% para 97,00% e o custo por tarefa de US$ 1,15 para US$ 1,80. Com o GPT-5 Mini, a resolução subiu de 60,80% para 80,20%.</w:t>
       </w:r>
     </w:p>
     <w:p>
@@ -3719,6 +3735,68 @@
           <w:sz w:val="24"/>
           <w:szCs w:val="24"/>
         </w:rPr>
+        <w:t xml:space="preserve">JIN, Haibo </w:t>
+      </w:r>
+      <w:r>
+        <w:rPr>
+          <w:i/>
+          <w:iCs/>
+          <w:sz w:val="24"/>
+          <w:szCs w:val="24"/>
+        </w:rPr>
+        <w:t xml:space="preserve">et al.</w:t>
+      </w:r>
+      <w:r>
+        <w:rPr>
+          <w:sz w:val="24"/>
+          <w:szCs w:val="24"/>
+        </w:rPr>
+        <w:t xml:space="preserve"> </w:t>
+      </w:r>
+      <w:r>
+        <w:rPr>
+          <w:b/>
+          <w:bCs/>
+          <w:sz w:val="24"/>
+          <w:szCs w:val="24"/>
+        </w:rPr>
+        <w:t xml:space="preserve">Harness engineering for software engineering via modular executable dev-primitives</w:t>
+      </w:r>
+      <w:r>
+        <w:rPr>
+          <w:sz w:val="24"/>
+          <w:szCs w:val="24"/>
+        </w:rPr>
+        <w:t xml:space="preserve">. arXiv:2610.07832, 2026. </w:t>
+      </w:r>
+      <w:r>
+        <w:rPr>
+          <w:i/>
+          <w:iCs/>
+          <w:sz w:val="24"/>
+          <w:szCs w:val="24"/>
+        </w:rPr>
+        <w:t xml:space="preserve">Preprint</w:t>
+      </w:r>
+      <w:r>
+        <w:rPr>
+          <w:sz w:val="24"/>
+          <w:szCs w:val="24"/>
+        </w:rPr>
+        <w:t xml:space="preserve">, não revisado por pares. Disponível em: https://arxiv.org/abs/2610.07832. Acesso em: 22 out. 2026.</w:t>
+      </w:r>
+    </w:p>
+    <w:p>
+      <w:pPr>
+        <w:spacing w:before="120" w:after="120" w:line="240" w:lineRule="auto"/>
+        <w:ind w:left="0" w:firstLine="0"/>
+        <w:jc w:val="left"/>
+      </w:pPr>
+      <w:r>
+        <w:rPr>
+          <w:sz w:val="24"/>
+          <w:szCs w:val="24"/>
+        </w:rPr>
         <w:t xml:space="preserve">KARPATHY, Andrej. </w:t>
       </w:r>
       <w:r>
